--- a/ru/wisdom-stories/to-dream.docx
+++ b/ru/wisdom-stories/to-dream.docx
@@ -28,7 +28,7 @@
           <w:color w:val="000000"/>
           <w:sz w:val="22"/>
         </w:rPr>
-        <w:t>Бог не заставляет вас мечтать о том, чего Он не исполнит.</w:t>
+        <w:t>Аллах не заставляет вас мечтать о том, чего Он не исполнит.</w:t>
       </w:r>
     </w:p>
     <w:p>
@@ -56,7 +56,7 @@
           <w:color w:val="9A7417"/>
           <w:sz w:val="22"/>
         </w:rPr>
-        <w:t xml:space="preserve">Мораль: </w:t>
+        <w:t>Мораль: В каждой мечте, которая приходит в ваше сердце, есть мудрость. Аллах не вкладывает в ваше сердце желание, которое Он не исполнит — не теряйте надежду.</w:t>
       </w:r>
       <w:r>
         <w:rPr>
@@ -66,7 +66,6 @@
           <w:color w:val="3F3826"/>
           <w:sz w:val="22"/>
         </w:rPr>
-        <w:t>В каждой мечте, которая приходит в ваше сердце, есть мудрость. Бог не вкладывает в ваше сердце желание, которое Он не исполнит — не теряйте надежду.</w:t>
       </w:r>
     </w:p>
     <w:p>
